--- a/Parcial 1/Guias/02_Guia_2_casos_de_uso_clases_y_secuencia_TekMess_V1.0.docx
+++ b/Parcial 1/Guias/02_Guia_2_casos_de_uso_clases_y_secuencia_TekMess_V1.0.docx
@@ -59,8 +59,8 @@
         <w:tblLook w:val="04A0" w:firstRow="1" w:lastRow="0" w:firstColumn="1" w:lastColumn="0" w:noHBand="0" w:noVBand="1"/>
       </w:tblPr>
       <w:tblGrid>
-        <w:gridCol w:w="2373"/>
-        <w:gridCol w:w="7841"/>
+        <w:gridCol w:w="2368"/>
+        <w:gridCol w:w="7846"/>
       </w:tblGrid>
       <w:tr>
         <w:trPr>
@@ -68,7 +68,7 @@
         </w:trPr>
         <w:tc>
           <w:tcPr>
-            <w:tcW w:w="2448" w:type="dxa"/>
+            <w:tcW w:w="2368" w:type="dxa"/>
             <w:shd w:val="clear" w:color="auto" w:fill="1F4E79"/>
             <w:tcMar>
               <w:top w:w="80" w:type="dxa"/>
@@ -90,7 +90,7 @@
         </w:tc>
         <w:tc>
           <w:tcPr>
-            <w:tcW w:w="8064" w:type="dxa"/>
+            <w:tcW w:w="7846" w:type="dxa"/>
             <w:shd w:val="clear" w:color="auto" w:fill="1F4E79"/>
             <w:tcMar>
               <w:top w:w="80" w:type="dxa"/>
@@ -117,7 +117,7 @@
         </w:trPr>
         <w:tc>
           <w:tcPr>
-            <w:tcW w:w="2448" w:type="dxa"/>
+            <w:tcW w:w="2368" w:type="dxa"/>
             <w:tcMar>
               <w:top w:w="80" w:type="dxa"/>
               <w:left w:w="80" w:type="dxa"/>
@@ -136,7 +136,7 @@
         </w:tc>
         <w:tc>
           <w:tcPr>
-            <w:tcW w:w="8064" w:type="dxa"/>
+            <w:tcW w:w="7846" w:type="dxa"/>
             <w:tcMar>
               <w:top w:w="80" w:type="dxa"/>
               <w:left w:w="80" w:type="dxa"/>
@@ -166,7 +166,7 @@
         </w:trPr>
         <w:tc>
           <w:tcPr>
-            <w:tcW w:w="2448" w:type="dxa"/>
+            <w:tcW w:w="2368" w:type="dxa"/>
             <w:tcMar>
               <w:top w:w="80" w:type="dxa"/>
               <w:left w:w="80" w:type="dxa"/>
@@ -187,7 +187,7 @@
         </w:tc>
         <w:tc>
           <w:tcPr>
-            <w:tcW w:w="8064" w:type="dxa"/>
+            <w:tcW w:w="7846" w:type="dxa"/>
             <w:tcMar>
               <w:top w:w="80" w:type="dxa"/>
               <w:left w:w="80" w:type="dxa"/>
@@ -226,7 +226,7 @@
         </w:trPr>
         <w:tc>
           <w:tcPr>
-            <w:tcW w:w="2448" w:type="dxa"/>
+            <w:tcW w:w="2368" w:type="dxa"/>
             <w:tcMar>
               <w:top w:w="80" w:type="dxa"/>
               <w:left w:w="80" w:type="dxa"/>
@@ -245,7 +245,7 @@
         </w:tc>
         <w:tc>
           <w:tcPr>
-            <w:tcW w:w="8064" w:type="dxa"/>
+            <w:tcW w:w="7846" w:type="dxa"/>
             <w:tcMar>
               <w:top w:w="80" w:type="dxa"/>
               <w:left w:w="80" w:type="dxa"/>
@@ -278,7 +278,37 @@
                 <w:sz w:val="17"/>
                 <w:lang w:val="es-EC"/>
               </w:rPr>
-              <w:t>estudiantes con los datos ID, Nombre y Edad</w:t>
+              <w:t>empleados</w:t>
+            </w:r>
+            <w:r>
+              <w:rPr>
+                <w:sz w:val="17"/>
+                <w:lang w:val="es-EC"/>
+              </w:rPr>
+              <w:t xml:space="preserve"> con los datos ID, </w:t>
+            </w:r>
+            <w:proofErr w:type="gramStart"/>
+            <w:r>
+              <w:rPr>
+                <w:sz w:val="17"/>
+                <w:lang w:val="es-EC"/>
+              </w:rPr>
+              <w:t xml:space="preserve">Nombre </w:t>
+            </w:r>
+            <w:r>
+              <w:rPr>
+                <w:sz w:val="17"/>
+                <w:lang w:val="es-EC"/>
+              </w:rPr>
+              <w:t>,</w:t>
+            </w:r>
+            <w:proofErr w:type="gramEnd"/>
+            <w:r>
+              <w:rPr>
+                <w:sz w:val="17"/>
+                <w:lang w:val="es-EC"/>
+              </w:rPr>
+              <w:t xml:space="preserve"> Rol, Correo</w:t>
             </w:r>
           </w:p>
         </w:tc>
@@ -289,7 +319,7 @@
         </w:trPr>
         <w:tc>
           <w:tcPr>
-            <w:tcW w:w="2448" w:type="dxa"/>
+            <w:tcW w:w="2368" w:type="dxa"/>
             <w:tcMar>
               <w:top w:w="80" w:type="dxa"/>
               <w:left w:w="80" w:type="dxa"/>
@@ -316,7 +346,7 @@
         </w:tc>
         <w:tc>
           <w:tcPr>
-            <w:tcW w:w="8064" w:type="dxa"/>
+            <w:tcW w:w="7846" w:type="dxa"/>
             <w:tcMar>
               <w:top w:w="80" w:type="dxa"/>
               <w:left w:w="80" w:type="dxa"/>
@@ -346,7 +376,7 @@
         </w:trPr>
         <w:tc>
           <w:tcPr>
-            <w:tcW w:w="2448" w:type="dxa"/>
+            <w:tcW w:w="2368" w:type="dxa"/>
             <w:tcMar>
               <w:top w:w="80" w:type="dxa"/>
               <w:left w:w="80" w:type="dxa"/>
@@ -373,7 +403,7 @@
         </w:tc>
         <w:tc>
           <w:tcPr>
-            <w:tcW w:w="8064" w:type="dxa"/>
+            <w:tcW w:w="7846" w:type="dxa"/>
             <w:tcMar>
               <w:top w:w="80" w:type="dxa"/>
               <w:left w:w="80" w:type="dxa"/>
@@ -392,58 +422,14 @@
                 <w:sz w:val="17"/>
                 <w:lang w:val="es-EC"/>
               </w:rPr>
-              <w:t>01_Guia_PlantUML_CU_Analisis_CRUD_Estudiante</w:t>
+              <w:t>01_Guia_PlantUML_CU_Analisis_CRUD_</w:t>
             </w:r>
-          </w:p>
-        </w:tc>
-      </w:tr>
-      <w:tr>
-        <w:trPr>
-          <w:jc w:val="center"/>
-        </w:trPr>
-        <w:tc>
-          <w:tcPr>
-            <w:tcW w:w="2448" w:type="dxa"/>
-            <w:tcMar>
-              <w:top w:w="80" w:type="dxa"/>
-              <w:left w:w="80" w:type="dxa"/>
-              <w:bottom w:w="80" w:type="dxa"/>
-              <w:right w:w="80" w:type="dxa"/>
-            </w:tcMar>
-          </w:tcPr>
-          <w:p>
-            <w:proofErr w:type="spellStart"/>
             <w:r>
               <w:rPr>
                 <w:sz w:val="17"/>
-              </w:rPr>
-              <w:t>Propósito</w:t>
-            </w:r>
-            <w:proofErr w:type="spellEnd"/>
-          </w:p>
-        </w:tc>
-        <w:tc>
-          <w:tcPr>
-            <w:tcW w:w="8064" w:type="dxa"/>
-            <w:tcMar>
-              <w:top w:w="80" w:type="dxa"/>
-              <w:left w:w="80" w:type="dxa"/>
-              <w:bottom w:w="80" w:type="dxa"/>
-              <w:right w:w="80" w:type="dxa"/>
-            </w:tcMar>
-          </w:tcPr>
-          <w:p>
-            <w:pPr>
-              <w:rPr>
                 <w:lang w:val="es-EC"/>
               </w:rPr>
-            </w:pPr>
-            <w:r>
-              <w:rPr>
-                <w:sz w:val="17"/>
-                <w:lang w:val="es-EC"/>
-              </w:rPr>
-              <w:t>Guiar al estudiante para pasar del análisis funcional al análisis estructural y dinámico, manteniendo coherencia entre requisito, caso de uso, clase y secuencia.</w:t>
+              <w:t>TekMess_V1.0</w:t>
             </w:r>
           </w:p>
         </w:tc>
@@ -1206,6 +1192,14 @@
         </w:tc>
       </w:tr>
     </w:tbl>
+    <w:p>
+      <w:pPr>
+        <w:spacing w:after="100" w:line="252" w:lineRule="auto"/>
+        <w:rPr>
+          <w:lang w:val="es-EC"/>
+        </w:rPr>
+      </w:pPr>
+    </w:p>
     <w:p>
       <w:pPr>
         <w:spacing w:after="100" w:line="252" w:lineRule="auto"/>
